--- a/Toy_Instructions/Sound_Movement_Light/Jakks_Nintendo_Shell_Mushroom_Questionblock/Jakks_Nintendo_Shell_Mushroom_Questionblock_Maker_Guide.docx
+++ b/Toy_Instructions/Sound_Movement_Light/Jakks_Nintendo_Shell_Mushroom_Questionblock/Jakks_Nintendo_Shell_Mushroom_Questionblock_Maker_Guide.docx
@@ -58,13 +58,80 @@
                 <w:noProof/>
               </w:rPr>
               <w:drawing>
-                <wp:anchor distT="0" distB="0" distL="114300" distR="114300" simplePos="0" relativeHeight="251658248" behindDoc="0" locked="0" layoutInCell="1" allowOverlap="1" wp14:anchorId="3CB41A20" wp14:editId="71DC4A7E">
+                <wp:anchor distT="0" distB="0" distL="114300" distR="114300" simplePos="0" relativeHeight="251658250" behindDoc="0" locked="0" layoutInCell="1" allowOverlap="1" wp14:anchorId="6BC773D7" wp14:editId="6B631D74">
                   <wp:simplePos x="0" y="0"/>
                   <wp:positionH relativeFrom="column">
-                    <wp:posOffset>631561</wp:posOffset>
+                    <wp:posOffset>1388745</wp:posOffset>
                   </wp:positionH>
                   <wp:positionV relativeFrom="paragraph">
-                    <wp:posOffset>881284</wp:posOffset>
+                    <wp:posOffset>237490</wp:posOffset>
+                  </wp:positionV>
+                  <wp:extent cx="864870" cy="725805"/>
+                  <wp:effectExtent l="0" t="0" r="0" b="0"/>
+                  <wp:wrapTopAndBottom/>
+                  <wp:docPr id="788332900" name="Picture 3" descr="A stuffed animal in a shell&#10;&#10;Description automatically generated"/>
+                  <wp:cNvGraphicFramePr>
+                    <a:graphicFrameLocks xmlns:a="http://schemas.openxmlformats.org/drawingml/2006/main" noChangeAspect="1"/>
+                  </wp:cNvGraphicFramePr>
+                  <a:graphic xmlns:a="http://schemas.openxmlformats.org/drawingml/2006/main">
+                    <a:graphicData uri="http://schemas.openxmlformats.org/drawingml/2006/picture">
+                      <pic:pic xmlns:pic="http://schemas.openxmlformats.org/drawingml/2006/picture">
+                        <pic:nvPicPr>
+                          <pic:cNvPr id="788332900" name="Picture 3" descr="A stuffed animal in a shell&#10;&#10;Description automatically generated"/>
+                          <pic:cNvPicPr/>
+                        </pic:nvPicPr>
+                        <pic:blipFill rotWithShape="1">
+                          <a:blip r:embed="rId11" cstate="print">
+                            <a:extLst>
+                              <a:ext uri="{28A0092B-C50C-407E-A947-70E740481C1C}">
+                                <a14:useLocalDpi xmlns:a14="http://schemas.microsoft.com/office/drawing/2010/main" val="0"/>
+                              </a:ext>
+                            </a:extLst>
+                          </a:blip>
+                          <a:srcRect r="9233"/>
+                          <a:stretch/>
+                        </pic:blipFill>
+                        <pic:spPr bwMode="auto">
+                          <a:xfrm>
+                            <a:off x="0" y="0"/>
+                            <a:ext cx="864870" cy="725805"/>
+                          </a:xfrm>
+                          <a:prstGeom prst="rect">
+                            <a:avLst/>
+                          </a:prstGeom>
+                          <a:ln>
+                            <a:noFill/>
+                          </a:ln>
+                          <a:extLst>
+                            <a:ext uri="{53640926-AAD7-44D8-BBD7-CCE9431645EC}">
+                              <a14:shadowObscured xmlns:a14="http://schemas.microsoft.com/office/drawing/2010/main"/>
+                            </a:ext>
+                          </a:extLst>
+                        </pic:spPr>
+                      </pic:pic>
+                    </a:graphicData>
+                  </a:graphic>
+                  <wp14:sizeRelH relativeFrom="margin">
+                    <wp14:pctWidth>0</wp14:pctWidth>
+                  </wp14:sizeRelH>
+                  <wp14:sizeRelV relativeFrom="margin">
+                    <wp14:pctHeight>0</wp14:pctHeight>
+                  </wp14:sizeRelV>
+                </wp:anchor>
+              </w:drawing>
+            </w:r>
+            <w:r>
+              <w:rPr>
+                <w:noProof/>
+              </w:rPr>
+              <w:drawing>
+                <wp:anchor distT="0" distB="0" distL="114300" distR="114300" simplePos="0" relativeHeight="251658248" behindDoc="0" locked="0" layoutInCell="1" allowOverlap="1" wp14:anchorId="3CB41A20" wp14:editId="6581A30D">
+                  <wp:simplePos x="0" y="0"/>
+                  <wp:positionH relativeFrom="column">
+                    <wp:posOffset>600075</wp:posOffset>
+                  </wp:positionH>
+                  <wp:positionV relativeFrom="paragraph">
+                    <wp:posOffset>880745</wp:posOffset>
                   </wp:positionV>
                   <wp:extent cx="1028700" cy="901700"/>
                   <wp:effectExtent l="0" t="0" r="0" b="0"/>
@@ -81,7 +148,7 @@
                           <pic:cNvPicPr/>
                         </pic:nvPicPr>
                         <pic:blipFill>
-                          <a:blip r:embed="rId11" cstate="print">
+                          <a:blip r:embed="rId12" cstate="print">
                             <a:extLst>
                               <a:ext uri="{28A0092B-C50C-407E-A947-70E740481C1C}">
                                 <a14:useLocalDpi xmlns:a14="http://schemas.microsoft.com/office/drawing/2010/main" val="0"/>
@@ -112,13 +179,13 @@
                 <w:noProof/>
               </w:rPr>
               <w:drawing>
-                <wp:anchor distT="0" distB="0" distL="114300" distR="114300" simplePos="0" relativeHeight="251658249" behindDoc="0" locked="0" layoutInCell="1" allowOverlap="1" wp14:anchorId="063DED04" wp14:editId="11BD8813">
+                <wp:anchor distT="0" distB="0" distL="114300" distR="114300" simplePos="0" relativeHeight="251658249" behindDoc="0" locked="0" layoutInCell="1" allowOverlap="1" wp14:anchorId="063DED04" wp14:editId="67827615">
                   <wp:simplePos x="0" y="0"/>
                   <wp:positionH relativeFrom="column">
-                    <wp:posOffset>2003054</wp:posOffset>
+                    <wp:posOffset>2125528</wp:posOffset>
                   </wp:positionH>
                   <wp:positionV relativeFrom="paragraph">
-                    <wp:posOffset>957137</wp:posOffset>
+                    <wp:posOffset>1018315</wp:posOffset>
                   </wp:positionV>
                   <wp:extent cx="826135" cy="768350"/>
                   <wp:effectExtent l="0" t="0" r="0" b="0"/>
@@ -135,7 +202,7 @@
                           <pic:cNvPicPr/>
                         </pic:nvPicPr>
                         <pic:blipFill>
-                          <a:blip r:embed="rId12" cstate="print">
+                          <a:blip r:embed="rId13" cstate="print">
                             <a:extLst>
                               <a:ext uri="{28A0092B-C50C-407E-A947-70E740481C1C}">
                                 <a14:useLocalDpi xmlns:a14="http://schemas.microsoft.com/office/drawing/2010/main" val="0"/>
@@ -161,60 +228,6 @@
                 </wp:anchor>
               </w:drawing>
             </w:r>
-            <w:r>
-              <w:rPr>
-                <w:noProof/>
-              </w:rPr>
-              <w:drawing>
-                <wp:anchor distT="0" distB="0" distL="114300" distR="114300" simplePos="0" relativeHeight="251658250" behindDoc="0" locked="0" layoutInCell="1" allowOverlap="1" wp14:anchorId="6BC773D7" wp14:editId="147C3872">
-                  <wp:simplePos x="0" y="0"/>
-                  <wp:positionH relativeFrom="column">
-                    <wp:posOffset>1404248</wp:posOffset>
-                  </wp:positionH>
-                  <wp:positionV relativeFrom="paragraph">
-                    <wp:posOffset>247086</wp:posOffset>
-                  </wp:positionV>
-                  <wp:extent cx="939800" cy="715645"/>
-                  <wp:effectExtent l="0" t="0" r="0" b="8255"/>
-                  <wp:wrapTopAndBottom/>
-                  <wp:docPr id="788332900" name="Picture 3" descr="A stuffed animal in a shell&#10;&#10;Description automatically generated"/>
-                  <wp:cNvGraphicFramePr>
-                    <a:graphicFrameLocks xmlns:a="http://schemas.openxmlformats.org/drawingml/2006/main" noChangeAspect="1"/>
-                  </wp:cNvGraphicFramePr>
-                  <a:graphic xmlns:a="http://schemas.openxmlformats.org/drawingml/2006/main">
-                    <a:graphicData uri="http://schemas.openxmlformats.org/drawingml/2006/picture">
-                      <pic:pic xmlns:pic="http://schemas.openxmlformats.org/drawingml/2006/picture">
-                        <pic:nvPicPr>
-                          <pic:cNvPr id="788332900" name="Picture 3" descr="A stuffed animal in a shell&#10;&#10;Description automatically generated"/>
-                          <pic:cNvPicPr/>
-                        </pic:nvPicPr>
-                        <pic:blipFill>
-                          <a:blip r:embed="rId13" cstate="print">
-                            <a:extLst>
-                              <a:ext uri="{28A0092B-C50C-407E-A947-70E740481C1C}">
-                                <a14:useLocalDpi xmlns:a14="http://schemas.microsoft.com/office/drawing/2010/main" val="0"/>
-                              </a:ext>
-                            </a:extLst>
-                          </a:blip>
-                          <a:stretch>
-                            <a:fillRect/>
-                          </a:stretch>
-                        </pic:blipFill>
-                        <pic:spPr>
-                          <a:xfrm>
-                            <a:off x="0" y="0"/>
-                            <a:ext cx="939800" cy="715645"/>
-                          </a:xfrm>
-                          <a:prstGeom prst="rect">
-                            <a:avLst/>
-                          </a:prstGeom>
-                        </pic:spPr>
-                      </pic:pic>
-                    </a:graphicData>
-                  </a:graphic>
-                </wp:anchor>
-              </w:drawing>
-            </w:r>
           </w:p>
           <w:p>
             <w:pPr>
@@ -283,6 +296,27 @@
             </w:pPr>
             <w:r>
               <w:t xml:space="preserve">Cable tie (small – around 15 cm is good) </w:t>
+            </w:r>
+          </w:p>
+          <w:p>
+            <w:pPr>
+              <w:pStyle w:val="ListParagraph"/>
+            </w:pPr>
+          </w:p>
+          <w:p>
+            <w:r>
+              <w:t xml:space="preserve">Refer to the </w:t>
+            </w:r>
+            <w:hyperlink r:id="rId14" w:history="1">
+              <w:r>
+                <w:rPr>
+                  <w:rStyle w:val="Hyperlink"/>
+                </w:rPr>
+                <w:t>Tool and Component List</w:t>
+              </w:r>
+            </w:hyperlink>
+            <w:r>
+              <w:t xml:space="preserve"> for purchasing details.</w:t>
             </w:r>
           </w:p>
           <w:p>
@@ -354,7 +388,7 @@
                           <pic:cNvPicPr/>
                         </pic:nvPicPr>
                         <pic:blipFill>
-                          <a:blip r:embed="rId14" cstate="print">
+                          <a:blip r:embed="rId15" cstate="print">
                             <a:extLst>
                               <a:ext uri="{28A0092B-C50C-407E-A947-70E740481C1C}">
                                 <a14:useLocalDpi xmlns:a14="http://schemas.microsoft.com/office/drawing/2010/main" val="0"/>
@@ -427,7 +461,7 @@
                           <pic:cNvPicPr/>
                         </pic:nvPicPr>
                         <pic:blipFill>
-                          <a:blip r:embed="rId15" cstate="print">
+                          <a:blip r:embed="rId16" cstate="print">
                             <a:extLst>
                               <a:ext uri="{28A0092B-C50C-407E-A947-70E740481C1C}">
                                 <a14:useLocalDpi xmlns:a14="http://schemas.microsoft.com/office/drawing/2010/main" val="0"/>
@@ -1080,7 +1114,7 @@
                           <pic:cNvPicPr/>
                         </pic:nvPicPr>
                         <pic:blipFill rotWithShape="1">
-                          <a:blip r:embed="rId16" cstate="print">
+                          <a:blip r:embed="rId17" cstate="print">
                             <a:extLst>
                               <a:ext uri="{28A0092B-C50C-407E-A947-70E740481C1C}">
                                 <a14:useLocalDpi xmlns:a14="http://schemas.microsoft.com/office/drawing/2010/main" val="0"/>
@@ -1226,7 +1260,7 @@
                           <pic:cNvPicPr/>
                         </pic:nvPicPr>
                         <pic:blipFill rotWithShape="1">
-                          <a:blip r:embed="rId17" cstate="print">
+                          <a:blip r:embed="rId18" cstate="print">
                             <a:extLst>
                               <a:ext uri="{28A0092B-C50C-407E-A947-70E740481C1C}">
                                 <a14:useLocalDpi xmlns:a14="http://schemas.microsoft.com/office/drawing/2010/main" val="0"/>
@@ -1484,7 +1518,7 @@
                           <pic:cNvPicPr/>
                         </pic:nvPicPr>
                         <pic:blipFill>
-                          <a:blip r:embed="rId18" cstate="print">
+                          <a:blip r:embed="rId19" cstate="print">
                             <a:extLst>
                               <a:ext uri="{28A0092B-C50C-407E-A947-70E740481C1C}">
                                 <a14:useLocalDpi xmlns:a14="http://schemas.microsoft.com/office/drawing/2010/main" val="0"/>
@@ -1616,7 +1650,7 @@
                           </pic:cNvPicPr>
                         </pic:nvPicPr>
                         <pic:blipFill>
-                          <a:blip r:embed="rId19" cstate="print">
+                          <a:blip r:embed="rId20" cstate="print">
                             <a:extLst>
                               <a:ext uri="{28A0092B-C50C-407E-A947-70E740481C1C}">
                                 <a14:useLocalDpi xmlns:a14="http://schemas.microsoft.com/office/drawing/2010/main" val="0"/>
@@ -1715,7 +1749,7 @@
                           </pic:cNvPicPr>
                         </pic:nvPicPr>
                         <pic:blipFill>
-                          <a:blip r:embed="rId20" cstate="print">
+                          <a:blip r:embed="rId21" cstate="print">
                             <a:extLst>
                               <a:ext uri="{28A0092B-C50C-407E-A947-70E740481C1C}">
                                 <a14:useLocalDpi xmlns:a14="http://schemas.microsoft.com/office/drawing/2010/main" val="0"/>
@@ -1849,7 +1883,7 @@
                           <pic:cNvPicPr/>
                         </pic:nvPicPr>
                         <pic:blipFill>
-                          <a:blip r:embed="rId21" cstate="print">
+                          <a:blip r:embed="rId22" cstate="print">
                             <a:extLst>
                               <a:ext uri="{28A0092B-C50C-407E-A947-70E740481C1C}">
                                 <a14:useLocalDpi xmlns:a14="http://schemas.microsoft.com/office/drawing/2010/main" val="0"/>
@@ -2097,7 +2131,7 @@
                           <pic:cNvPicPr/>
                         </pic:nvPicPr>
                         <pic:blipFill rotWithShape="1">
-                          <a:blip r:embed="rId22" cstate="print">
+                          <a:blip r:embed="rId23" cstate="print">
                             <a:extLst>
                               <a:ext uri="{28A0092B-C50C-407E-A947-70E740481C1C}">
                                 <a14:useLocalDpi xmlns:a14="http://schemas.microsoft.com/office/drawing/2010/main" val="0"/>
@@ -2406,7 +2440,7 @@
                           <pic:cNvPicPr/>
                         </pic:nvPicPr>
                         <pic:blipFill rotWithShape="1">
-                          <a:blip r:embed="rId23" cstate="print">
+                          <a:blip r:embed="rId24" cstate="print">
                             <a:extLst>
                               <a:ext uri="{28A0092B-C50C-407E-A947-70E740481C1C}">
                                 <a14:useLocalDpi xmlns:a14="http://schemas.microsoft.com/office/drawing/2010/main" val="0"/>
@@ -2660,7 +2694,7 @@
                           <pic:cNvPicPr/>
                         </pic:nvPicPr>
                         <pic:blipFill rotWithShape="1">
-                          <a:blip r:embed="rId24" cstate="print">
+                          <a:blip r:embed="rId25" cstate="print">
                             <a:extLst>
                               <a:ext uri="{28A0092B-C50C-407E-A947-70E740481C1C}">
                                 <a14:useLocalDpi xmlns:a14="http://schemas.microsoft.com/office/drawing/2010/main" val="0"/>
@@ -2811,7 +2845,7 @@
                           <pic:cNvPicPr/>
                         </pic:nvPicPr>
                         <pic:blipFill>
-                          <a:blip r:embed="rId25"/>
+                          <a:blip r:embed="rId26"/>
                           <a:stretch>
                             <a:fillRect/>
                           </a:stretch>
@@ -2991,7 +3025,7 @@
                           <pic:cNvPicPr/>
                         </pic:nvPicPr>
                         <pic:blipFill>
-                          <a:blip r:embed="rId26" cstate="print">
+                          <a:blip r:embed="rId27" cstate="print">
                             <a:extLst>
                               <a:ext uri="{28A0092B-C50C-407E-A947-70E740481C1C}">
                                 <a14:useLocalDpi xmlns:a14="http://schemas.microsoft.com/office/drawing/2010/main" val="0"/>
@@ -3048,8 +3082,8 @@
       </w:pPr>
     </w:p>
     <w:sectPr>
-      <w:headerReference w:type="default" r:id="rId27"/>
-      <w:footerReference w:type="default" r:id="rId28"/>
+      <w:headerReference w:type="default" r:id="rId28"/>
+      <w:footerReference w:type="default" r:id="rId29"/>
       <w:pgSz w:w="12240" w:h="15840"/>
       <w:pgMar w:top="1440" w:right="1440" w:bottom="1440" w:left="1440" w:header="720" w:footer="708" w:gutter="0"/>
       <w:cols w:space="708"/>
@@ -7107,17 +7141,6 @@
 </file>
 
 <file path=customXml/item1.xml><?xml version="1.0" encoding="utf-8"?>
-<p:properties xmlns:p="http://schemas.microsoft.com/office/2006/metadata/properties" xmlns:xsi="http://www.w3.org/2001/XMLSchema-instance" xmlns:pc="http://schemas.microsoft.com/office/infopath/2007/PartnerControls">
-  <documentManagement>
-    <TaxCatchAll xmlns="38b325e6-602c-452a-8617-173bf47082c5" xsi:nil="true"/>
-    <lcf76f155ced4ddcb4097134ff3c332f xmlns="8cf100d1-0775-4feb-8634-62999c4541bc">
-      <Terms xmlns="http://schemas.microsoft.com/office/infopath/2007/PartnerControls"/>
-    </lcf76f155ced4ddcb4097134ff3c332f>
-  </documentManagement>
-</p:properties>
-</file>
-
-<file path=customXml/item2.xml><?xml version="1.0" encoding="utf-8"?>
 <ct:contentTypeSchema xmlns:ct="http://schemas.microsoft.com/office/2006/metadata/contentType" xmlns:ma="http://schemas.microsoft.com/office/2006/metadata/properties/metaAttributes" ct:_="" ma:_="" ma:contentTypeName="Document" ma:contentTypeID="0x010100456CAEA290209545A9F8681F83603874" ma:contentTypeVersion="19" ma:contentTypeDescription="Create a new document." ma:contentTypeScope="" ma:versionID="4bf10bb897fc0ef406baa02b9d664253">
   <xsd:schema xmlns:xsd="http://www.w3.org/2001/XMLSchema" xmlns:xs="http://www.w3.org/2001/XMLSchema" xmlns:p="http://schemas.microsoft.com/office/2006/metadata/properties" xmlns:ns2="8cf100d1-0775-4feb-8634-62999c4541bc" xmlns:ns3="38b325e6-602c-452a-8617-173bf47082c5" targetNamespace="http://schemas.microsoft.com/office/2006/metadata/properties" ma:root="true" ma:fieldsID="1c6be4edf2b996d6a6f54fa7c1dd8d7b" ns2:_="" ns3:_="">
     <xsd:import namespace="8cf100d1-0775-4feb-8634-62999c4541bc"/>
@@ -7372,11 +7395,18 @@
 </ct:contentTypeSchema>
 </file>
 
-<file path=customXml/item3.xml><?xml version="1.0" encoding="utf-8"?>
-<b:Sources xmlns:b="http://schemas.openxmlformats.org/officeDocument/2006/bibliography" xmlns="http://schemas.openxmlformats.org/officeDocument/2006/bibliography" SelectedStyle="\APASixthEditionOfficeOnline.xsl" StyleName="APA" Version="6"/>
+<file path=customXml/item2.xml><?xml version="1.0" encoding="utf-8"?>
+<p:properties xmlns:p="http://schemas.microsoft.com/office/2006/metadata/properties" xmlns:xsi="http://www.w3.org/2001/XMLSchema-instance" xmlns:pc="http://schemas.microsoft.com/office/infopath/2007/PartnerControls">
+  <documentManagement>
+    <TaxCatchAll xmlns="38b325e6-602c-452a-8617-173bf47082c5" xsi:nil="true"/>
+    <lcf76f155ced4ddcb4097134ff3c332f xmlns="8cf100d1-0775-4feb-8634-62999c4541bc">
+      <Terms xmlns="http://schemas.microsoft.com/office/infopath/2007/PartnerControls"/>
+    </lcf76f155ced4ddcb4097134ff3c332f>
+  </documentManagement>
+</p:properties>
 </file>
 
-<file path=customXml/item4.xml><?xml version="1.0" encoding="utf-8"?>
+<file path=customXml/item3.xml><?xml version="1.0" encoding="utf-8"?>
 <?mso-contentType ?>
 <FormTemplates xmlns="http://schemas.microsoft.com/sharepoint/v3/contenttype/forms">
   <Display>DocumentLibraryForm</Display>
@@ -7385,24 +7415,11 @@
 </FormTemplates>
 </file>
 
-<file path=customXml/itemProps1.xml><?xml version="1.0" encoding="utf-8"?>
-<ds:datastoreItem xmlns:ds="http://schemas.openxmlformats.org/officeDocument/2006/customXml" ds:itemID="{3A085C18-819E-4466-9494-DD461C39C2B0}">
-  <ds:schemaRefs>
-    <ds:schemaRef ds:uri="http://schemas.microsoft.com/office/infopath/2007/PartnerControls"/>
-    <ds:schemaRef ds:uri="http://purl.org/dc/elements/1.1/"/>
-    <ds:schemaRef ds:uri="8cf100d1-0775-4feb-8634-62999c4541bc"/>
-    <ds:schemaRef ds:uri="38b325e6-602c-452a-8617-173bf47082c5"/>
-    <ds:schemaRef ds:uri="http://schemas.microsoft.com/office/2006/metadata/properties"/>
-    <ds:schemaRef ds:uri="http://schemas.microsoft.com/office/2006/documentManagement/types"/>
-    <ds:schemaRef ds:uri="http://www.w3.org/XML/1998/namespace"/>
-    <ds:schemaRef ds:uri="http://purl.org/dc/dcmitype/"/>
-    <ds:schemaRef ds:uri="http://schemas.openxmlformats.org/package/2006/metadata/core-properties"/>
-    <ds:schemaRef ds:uri="http://purl.org/dc/terms/"/>
-  </ds:schemaRefs>
-</ds:datastoreItem>
+<file path=customXml/item4.xml><?xml version="1.0" encoding="utf-8"?>
+<b:Sources xmlns:b="http://schemas.openxmlformats.org/officeDocument/2006/bibliography" xmlns="http://schemas.openxmlformats.org/officeDocument/2006/bibliography" SelectedStyle="\APASixthEditionOfficeOnline.xsl" StyleName="APA" Version="6"/>
 </file>
 
-<file path=customXml/itemProps2.xml><?xml version="1.0" encoding="utf-8"?>
+<file path=customXml/itemProps1.xml><?xml version="1.0" encoding="utf-8"?>
 <ds:datastoreItem xmlns:ds="http://schemas.openxmlformats.org/officeDocument/2006/customXml" ds:itemID="{54BE6B82-0162-4E53-98C4-0EE3EBAB71AA}">
   <ds:schemaRefs>
     <ds:schemaRef ds:uri="http://schemas.microsoft.com/office/2006/metadata/contentType"/>
@@ -7421,18 +7438,35 @@
 </ds:datastoreItem>
 </file>
 
+<file path=customXml/itemProps2.xml><?xml version="1.0" encoding="utf-8"?>
+<ds:datastoreItem xmlns:ds="http://schemas.openxmlformats.org/officeDocument/2006/customXml" ds:itemID="{3A085C18-819E-4466-9494-DD461C39C2B0}">
+  <ds:schemaRefs>
+    <ds:schemaRef ds:uri="http://schemas.microsoft.com/office/2006/metadata/properties"/>
+    <ds:schemaRef ds:uri="8cf100d1-0775-4feb-8634-62999c4541bc"/>
+    <ds:schemaRef ds:uri="http://www.w3.org/XML/1998/namespace"/>
+    <ds:schemaRef ds:uri="http://schemas.microsoft.com/office/2006/documentManagement/types"/>
+    <ds:schemaRef ds:uri="http://purl.org/dc/terms/"/>
+    <ds:schemaRef ds:uri="http://schemas.microsoft.com/office/infopath/2007/PartnerControls"/>
+    <ds:schemaRef ds:uri="http://schemas.openxmlformats.org/package/2006/metadata/core-properties"/>
+    <ds:schemaRef ds:uri="38b325e6-602c-452a-8617-173bf47082c5"/>
+    <ds:schemaRef ds:uri="http://purl.org/dc/dcmitype/"/>
+    <ds:schemaRef ds:uri="http://purl.org/dc/elements/1.1/"/>
+  </ds:schemaRefs>
+</ds:datastoreItem>
+</file>
+
 <file path=customXml/itemProps3.xml><?xml version="1.0" encoding="utf-8"?>
+<ds:datastoreItem xmlns:ds="http://schemas.openxmlformats.org/officeDocument/2006/customXml" ds:itemID="{2585761D-1AE9-4796-83E7-A2FC381967AF}">
+  <ds:schemaRefs>
+    <ds:schemaRef ds:uri="http://schemas.microsoft.com/sharepoint/v3/contenttype/forms"/>
+  </ds:schemaRefs>
+</ds:datastoreItem>
+</file>
+
+<file path=customXml/itemProps4.xml><?xml version="1.0" encoding="utf-8"?>
 <ds:datastoreItem xmlns:ds="http://schemas.openxmlformats.org/officeDocument/2006/customXml" ds:itemID="{C438ADBA-56D5-474C-BF2C-97C24DDF66BD}">
   <ds:schemaRefs>
     <ds:schemaRef ds:uri="http://schemas.openxmlformats.org/officeDocument/2006/bibliography"/>
   </ds:schemaRefs>
 </ds:datastoreItem>
-</file>
-
-<file path=customXml/itemProps4.xml><?xml version="1.0" encoding="utf-8"?>
-<ds:datastoreItem xmlns:ds="http://schemas.openxmlformats.org/officeDocument/2006/customXml" ds:itemID="{2585761D-1AE9-4796-83E7-A2FC381967AF}">
-  <ds:schemaRefs>
-    <ds:schemaRef ds:uri="http://schemas.microsoft.com/sharepoint/v3/contenttype/forms"/>
-  </ds:schemaRefs>
-</ds:datastoreItem>
 </file>